--- a/LetterGenerator/Template.docx
+++ b/LetterGenerator/Template.docx
@@ -37,31 +37,20 @@
           <w:rFonts w:hint="eastAsia"/>
           <w:lang w:val="ru-RU"/>
         </w:rPr>
-        <w:t>{</w:t>
-      </w:r>
-      <w:r>
-        <w:rPr>
-          <w:rFonts w:hint="eastAsia"/>
-        </w:rPr>
-        <w:t>KOMY</w:t>
-      </w:r>
-      <w:r>
-        <w:rPr>
-          <w:rFonts w:hint="eastAsia"/>
-          <w:lang w:val="ru-RU"/>
-        </w:rPr>
-        <w:t>}</w:t>
+        <w:t>{KOMY}</w:t>
       </w:r>
     </w:p>
     <w:p>
       <w:pPr>
         <w:rPr>
           <w:rFonts w:hint="eastAsia"/>
+          <w:lang w:val="ru-RU"/>
         </w:rPr>
       </w:pPr>
       <w:r>
         <w:rPr>
           <w:rFonts w:hint="eastAsia"/>
+          <w:lang w:val="ru-RU"/>
         </w:rPr>
         <w:t>{ADDRESSEE}</w:t>
       </w:r>
@@ -70,6 +59,7 @@
       <w:pPr>
         <w:rPr>
           <w:rFonts w:hint="eastAsia"/>
+          <w:lang w:val="ru-RU"/>
         </w:rPr>
       </w:pPr>
     </w:p>
@@ -77,11 +67,36 @@
       <w:pPr>
         <w:rPr>
           <w:rFonts w:hint="eastAsia"/>
+          <w:lang w:val="ru-RU"/>
         </w:rPr>
       </w:pPr>
       <w:r>
         <w:rPr>
           <w:rFonts w:hint="eastAsia"/>
+          <w:lang w:val="ru-RU"/>
+        </w:rPr>
+        <w:t>Тема: {SUBJECT}</w:t>
+      </w:r>
+    </w:p>
+    <w:p>
+      <w:pPr>
+        <w:rPr>
+          <w:rFonts w:hint="eastAsia"/>
+          <w:lang w:val="ru-RU"/>
+        </w:rPr>
+      </w:pPr>
+    </w:p>
+    <w:p>
+      <w:pPr>
+        <w:rPr>
+          <w:rFonts w:hint="eastAsia"/>
+          <w:lang w:val="ru-RU"/>
+        </w:rPr>
+      </w:pPr>
+      <w:r>
+        <w:rPr>
+          <w:rFonts w:hint="eastAsia"/>
+          <w:lang w:val="ru-RU"/>
         </w:rPr>
         <w:t>Уважаемый(ая) {ADDRESSEE_NAME}!</w:t>
       </w:r>
@@ -90,6 +105,7 @@
       <w:pPr>
         <w:rPr>
           <w:rFonts w:hint="eastAsia"/>
+          <w:lang w:val="ru-RU"/>
         </w:rPr>
       </w:pPr>
     </w:p>
@@ -122,16 +138,31 @@
       <w:r>
         <w:rPr>
           <w:rFonts w:hint="eastAsia"/>
-        </w:rPr>
-        <w:t>С уважением,</w:t>
+          <w:lang w:val="ru-RU"/>
+        </w:rPr>
+        <w:t>С</w:t>
+      </w:r>
+      <w:r>
+        <w:rPr>
+          <w:rFonts w:hint="eastAsia"/>
+        </w:rPr>
+        <w:t xml:space="preserve"> </w:t>
+      </w:r>
+      <w:r>
+        <w:rPr>
+          <w:rFonts w:hint="eastAsia"/>
+          <w:lang w:val="ru-RU"/>
+        </w:rPr>
+        <w:t>уважением</w:t>
+      </w:r>
+      <w:r>
+        <w:rPr>
+          <w:rFonts w:hint="eastAsia"/>
+        </w:rPr>
+        <w:t>,</w:t>
       </w:r>
     </w:p>
     <w:p>
-      <w:pPr>
-        <w:rPr>
-          <w:rFonts w:hint="eastAsia"/>
-        </w:rPr>
-      </w:pPr>
       <w:r>
         <w:rPr>
           <w:rFonts w:hint="eastAsia"/>
